--- a/pr-preview/pr-213/chapters/summary-tracked-changes.docx
+++ b/pr-preview/pr-213/chapters/summary-tracked-changes.docx
@@ -16,7 +16,7 @@
       </w:pPr>
       <w:del w:id="1" w:author="PR Preview" w:date="2026-01-01T00:00:00Z">
         <w:r>
-          <w:delText xml:space="preserve">Last modified: 2026-10-15 22:11:04 (PDT)</w:delText>
+          <w:delText xml:space="preserve">Last modified: 2026-10-15 23:42:45 (PDT)</w:delText>
         </w:r>
       </w:del>
     </w:p>
@@ -26,7 +26,7 @@
       </w:pPr>
       <w:ins w:id="2" w:author="PR Preview" w:date="2026-01-01T00:00:00Z">
         <w:r>
-          <w:t xml:space="preserve">Last modified: 2026-10-15 23:21:43 (PDT)</w:t>
+          <w:t xml:space="preserve">Last modified: 2026-10-16 00:04:38 (PDT)</w:t>
         </w:r>
       </w:ins>
     </w:p>
@@ -2220,6 +2220,76 @@
       </w:r>
     </w:p>
     <w:bookmarkEnd w:id="94"/>
+    <w:bookmarkStart w:id="98" w:name="thinking"/>
+    <w:p>
+      <w:pPr>
+        <w:pStyle w:val="Heading2"/>
+      </w:pPr>
+      <w:r>
+        <w:t xml:space="preserve">9 Thinking</w:t>
+      </w:r>
+    </w:p>
+    <w:p>
+      <w:pPr>
+        <w:pStyle w:val="Compact"/>
+        <w:numPr>
+          <w:ilvl w:val="0"/>
+          <w:numId w:val="1009"/>
+        </w:numPr>
+      </w:pPr>
+      <w:hyperlink r:id="rId95">
+        <w:r>
+          <w:rPr>
+            <w:rStyle w:val="Hyperlink"/>
+          </w:rPr>
+          <w:t xml:space="preserve">Write the question down first</w:t>
+        </w:r>
+      </w:hyperlink>
+      <w:r>
+        <w:t xml:space="preserve">.</w:t>
+      </w:r>
+    </w:p>
+    <w:p>
+      <w:pPr>
+        <w:pStyle w:val="Compact"/>
+        <w:numPr>
+          <w:ilvl w:val="0"/>
+          <w:numId w:val="1009"/>
+        </w:numPr>
+      </w:pPr>
+      <w:hyperlink r:id="rId96">
+        <w:r>
+          <w:rPr>
+            <w:rStyle w:val="Hyperlink"/>
+          </w:rPr>
+          <w:t xml:space="preserve">Send a written question that gives the reader the context to answer it</w:t>
+        </w:r>
+      </w:hyperlink>
+      <w:r>
+        <w:t xml:space="preserve">.</w:t>
+      </w:r>
+    </w:p>
+    <w:p>
+      <w:pPr>
+        <w:pStyle w:val="Compact"/>
+        <w:numPr>
+          <w:ilvl w:val="0"/>
+          <w:numId w:val="1009"/>
+        </w:numPr>
+      </w:pPr>
+      <w:hyperlink r:id="rId97">
+        <w:r>
+          <w:rPr>
+            <w:rStyle w:val="Hyperlink"/>
+          </w:rPr>
+          <w:t xml:space="preserve">Draft the plan before you run the analysis</w:t>
+        </w:r>
+      </w:hyperlink>
+      <w:r>
+        <w:t xml:space="preserve">.</w:t>
+      </w:r>
+    </w:p>
+    <w:bookmarkEnd w:id="98"/>
     <w:sectPr>
       <w:footnotePr>
         <w:numRestart w:val="eachSect"/>
@@ -2458,6 +2528,9 @@
     <w:abstractNumId w:val="991"/>
   </w:num>
   <w:num w:numId="1008">
+    <w:abstractNumId w:val="991"/>
+  </w:num>
+  <w:num w:numId="1009">
     <w:abstractNumId w:val="991"/>
   </w:num>
 </w:numbering>

--- a/pr-preview/pr-213/chapters/summary-tracked-changes.docx
+++ b/pr-preview/pr-213/chapters/summary-tracked-changes.docx
@@ -26,7 +26,7 @@
       </w:pPr>
       <w:ins w:id="2" w:author="PR Preview" w:date="2026-01-01T00:00:00Z">
         <w:r>
-          <w:t xml:space="preserve">Last modified: 2026-10-16 00:04:38 (PDT)</w:t>
+          <w:t xml:space="preserve">Last modified: 2026-10-16 00:10:54 (PDT)</w:t>
         </w:r>
       </w:ins>
     </w:p>

--- a/pr-preview/pr-213/chapters/summary-tracked-changes.docx
+++ b/pr-preview/pr-213/chapters/summary-tracked-changes.docx
@@ -26,7 +26,7 @@
       </w:pPr>
       <w:ins w:id="2" w:author="PR Preview" w:date="2026-01-01T00:00:00Z">
         <w:r>
-          <w:t xml:space="preserve">Last modified: 2026-10-16 00:10:54 (PDT)</w:t>
+          <w:t xml:space="preserve">Last modified: 2026-10-16 00:21:53 (PDT)</w:t>
         </w:r>
       </w:ins>
     </w:p>
@@ -2126,7 +2126,7 @@
             <w:rPr>
               <w:rStyle w:val="Hyperlink"/>
             </w:rPr>
-            <w:t xml:space="preserve">Do not acknowledge material borrowed from your own work</w:t>
+            <w:t xml:space="preserve">Do not formally acknowledge material borrowed from your own work</w:t>
           </w:r>
         </w:ins>
       </w:hyperlink>

--- a/pr-preview/pr-213/chapters/summary-tracked-changes.docx
+++ b/pr-preview/pr-213/chapters/summary-tracked-changes.docx
@@ -26,7 +26,7 @@
       </w:pPr>
       <w:ins w:id="2" w:author="PR Preview" w:date="2026-01-01T00:00:00Z">
         <w:r>
-          <w:t xml:space="preserve">Last modified: 2026-10-16 00:21:53 (PDT)</w:t>
+          <w:t xml:space="preserve">Last modified: 2026-10-16 00:27:15 (PDT)</w:t>
         </w:r>
       </w:ins>
     </w:p>
@@ -2142,7 +2142,7 @@
       </w:ins>
       <w:ins w:id="10" w:author="PR Preview" w:date="2026-01-01T00:00:00Z">
         <w:r>
-          <w:t xml:space="preserve">and remove any existing credit to it, but keep what that work itself credits.</w:t>
+          <w:t xml:space="preserve">and remove any existing self-credit, but keep what that work itself credits.</w:t>
         </w:r>
       </w:ins>
     </w:p>

--- a/pr-preview/pr-213/chapters/summary-tracked-changes.docx
+++ b/pr-preview/pr-213/chapters/summary-tracked-changes.docx
@@ -26,7 +26,7 @@
       </w:pPr>
       <w:ins w:id="2" w:author="PR Preview" w:date="2026-01-01T00:00:00Z">
         <w:r>
-          <w:t xml:space="preserve">Last modified: 2026-10-16 00:27:15 (PDT)</w:t>
+          <w:t xml:space="preserve">Last modified: 2026-10-16 00:38:59 (PDT)</w:t>
         </w:r>
       </w:ins>
     </w:p>
@@ -2142,7 +2142,7 @@
       </w:ins>
       <w:ins w:id="10" w:author="PR Preview" w:date="2026-01-01T00:00:00Z">
         <w:r>
-          <w:t xml:space="preserve">and remove any existing self-credit, but keep what that work itself credits.</w:t>
+          <w:t xml:space="preserve">and remove any existing credit to your own work, but keep what that work itself credits.</w:t>
         </w:r>
       </w:ins>
     </w:p>

--- a/pr-preview/pr-213/chapters/summary-tracked-changes.docx
+++ b/pr-preview/pr-213/chapters/summary-tracked-changes.docx
@@ -26,7 +26,7 @@
       </w:pPr>
       <w:ins w:id="2" w:author="PR Preview" w:date="2026-01-01T00:00:00Z">
         <w:r>
-          <w:t xml:space="preserve">Last modified: 2026-10-16 00:38:59 (PDT)</w:t>
+          <w:t xml:space="preserve">Last modified: 2026-10-16 00:47:33 (PDT)</w:t>
         </w:r>
       </w:ins>
     </w:p>

--- a/pr-preview/pr-213/chapters/summary-tracked-changes.docx
+++ b/pr-preview/pr-213/chapters/summary-tracked-changes.docx
@@ -16,7 +16,7 @@
       </w:pPr>
       <w:del w:id="1" w:author="PR Preview" w:date="2026-01-01T00:00:00Z">
         <w:r>
-          <w:delText xml:space="preserve">Last modified: 2026-10-15 23:42:45 (PDT)</w:delText>
+          <w:delText xml:space="preserve">Last modified: 2026-10-16 05:04:39 (PDT)</w:delText>
         </w:r>
       </w:del>
     </w:p>
@@ -26,7 +26,7 @@
       </w:pPr>
       <w:ins w:id="2" w:author="PR Preview" w:date="2026-01-01T00:00:00Z">
         <w:r>
-          <w:t xml:space="preserve">Last modified: 2026-10-16 00:47:33 (PDT)</w:t>
+          <w:t xml:space="preserve">Last modified: 2026-10-16 05:05:17 (PDT)</w:t>
         </w:r>
       </w:ins>
     </w:p>
@@ -202,7 +202,7 @@
         <w:t xml:space="preserve">Follow its link for the reasons and the exceptions.</w:t>
       </w:r>
     </w:p>
-    <w:bookmarkStart w:id="24" w:name="terms-and-notation"/>
+    <w:bookmarkStart w:id="28" w:name="terms-and-notation"/>
     <w:p>
       <w:pPr>
         <w:pStyle w:val="Heading2"/>
@@ -213,7 +213,6 @@
     </w:p>
     <w:p>
       <w:pPr>
-        <w:pStyle w:val="Compact"/>
         <w:numPr>
           <w:ilvl w:val="0"/>
           <w:numId w:val="1001"/>
@@ -242,7 +241,6 @@
     </w:p>
     <w:p>
       <w:pPr>
-        <w:pStyle w:val="Compact"/>
         <w:numPr>
           <w:ilvl w:val="0"/>
           <w:numId w:val="1001"/>
@@ -265,7 +263,6 @@
     </w:p>
     <w:p>
       <w:pPr>
-        <w:pStyle w:val="Compact"/>
         <w:numPr>
           <w:ilvl w:val="0"/>
           <w:numId w:val="1001"/>
@@ -358,7 +355,6 @@
     </w:p>
     <w:p>
       <w:pPr>
-        <w:pStyle w:val="Compact"/>
         <w:numPr>
           <w:ilvl w:val="0"/>
           <w:numId w:val="1001"/>
@@ -381,7 +377,6 @@
     </w:p>
     <w:p>
       <w:pPr>
-        <w:pStyle w:val="Compact"/>
         <w:numPr>
           <w:ilvl w:val="0"/>
           <w:numId w:val="1001"/>
@@ -407,7 +402,6 @@
     </w:p>
     <w:p>
       <w:pPr>
-        <w:pStyle w:val="Compact"/>
         <w:numPr>
           <w:ilvl w:val="0"/>
           <w:numId w:val="1001"/>
@@ -447,7 +441,6 @@
     </w:p>
     <w:p>
       <w:pPr>
-        <w:pStyle w:val="Compact"/>
         <w:numPr>
           <w:ilvl w:val="0"/>
           <w:numId w:val="1001"/>
@@ -505,7 +498,6 @@
     </w:p>
     <w:p>
       <w:pPr>
-        <w:pStyle w:val="Compact"/>
         <w:numPr>
           <w:ilvl w:val="0"/>
           <w:numId w:val="1001"/>
@@ -525,7 +517,6 @@
     </w:p>
     <w:p>
       <w:pPr>
-        <w:pStyle w:val="Compact"/>
         <w:numPr>
           <w:ilvl w:val="0"/>
           <w:numId w:val="1001"/>
@@ -536,6 +527,71 @@
           <w:rPr>
             <w:rStyle w:val="Hyperlink"/>
           </w:rPr>
+          <w:t xml:space="preserve">Distinguish a random variable from its value</w:t>
+        </w:r>
+      </w:hyperlink>
+      <w:r>
+        <w:t xml:space="preserve">:</w:t>
+      </w:r>
+      <w:r>
+        <w:t xml:space="preserve"> </w:t>
+      </w:r>
+      <m:oMath>
+        <m:sSub>
+          <m:e>
+            <m:r>
+              <m:t>Y</m:t>
+            </m:r>
+          </m:e>
+          <m:sub>
+            <m:r>
+              <m:t>i</m:t>
+            </m:r>
+          </m:sub>
+        </m:sSub>
+      </m:oMath>
+      <w:r>
+        <w:t xml:space="preserve"> </w:t>
+      </w:r>
+      <w:r>
+        <w:t xml:space="preserve">before the data,</w:t>
+      </w:r>
+      <w:r>
+        <w:t xml:space="preserve"> </w:t>
+      </w:r>
+      <m:oMath>
+        <m:sSub>
+          <m:e>
+            <m:r>
+              <m:t>y</m:t>
+            </m:r>
+          </m:e>
+          <m:sub>
+            <m:r>
+              <m:t>i</m:t>
+            </m:r>
+          </m:sub>
+        </m:sSub>
+      </m:oMath>
+      <w:r>
+        <w:t xml:space="preserve"> </w:t>
+      </w:r>
+      <w:r>
+        <w:t xml:space="preserve">after.</w:t>
+      </w:r>
+    </w:p>
+    <w:p>
+      <w:pPr>
+        <w:numPr>
+          <w:ilvl w:val="0"/>
+          <w:numId w:val="1001"/>
+        </w:numPr>
+      </w:pPr>
+      <w:hyperlink r:id="rId22">
+        <w:r>
+          <w:rPr>
+            <w:rStyle w:val="Hyperlink"/>
+          </w:rPr>
           <w:t xml:space="preserve">Use the notation that matches a quantity’s name</w:t>
         </w:r>
       </w:hyperlink>
@@ -551,13 +607,12 @@
     </w:p>
     <w:p>
       <w:pPr>
-        <w:pStyle w:val="Compact"/>
         <w:numPr>
           <w:ilvl w:val="0"/>
           <w:numId w:val="1001"/>
         </w:numPr>
       </w:pPr>
-      <w:hyperlink r:id="rId22">
+      <w:hyperlink r:id="rId23">
         <w:r>
           <w:rPr>
             <w:rStyle w:val="Hyperlink"/>
@@ -571,13 +626,12 @@
     </w:p>
     <w:p>
       <w:pPr>
-        <w:pStyle w:val="Compact"/>
         <w:numPr>
           <w:ilvl w:val="0"/>
           <w:numId w:val="1001"/>
         </w:numPr>
       </w:pPr>
-      <w:hyperlink r:id="rId23">
+      <w:hyperlink r:id="rId24">
         <w:r>
           <w:rPr>
             <w:rStyle w:val="Hyperlink"/>
@@ -595,8 +649,83 @@
         <w:t xml:space="preserve">such as the limits of a sum.</w:t>
       </w:r>
     </w:p>
-    <w:bookmarkEnd w:id="24"/>
-    <w:bookmarkStart w:id="33" w:name="claims-and-evidence"/>
+    <w:p>
+      <w:pPr>
+        <w:numPr>
+          <w:ilvl w:val="0"/>
+          <w:numId w:val="1001"/>
+        </w:numPr>
+      </w:pPr>
+      <w:hyperlink r:id="rId25">
+        <w:r>
+          <w:rPr>
+            <w:rStyle w:val="Hyperlink"/>
+          </w:rPr>
+          <w:t xml:space="preserve">Put words between formulas, and start a sentence with a word</w:t>
+        </w:r>
+      </w:hyperlink>
+      <w:r>
+        <w:t xml:space="preserve">,</w:t>
+      </w:r>
+      <w:r>
+        <w:t xml:space="preserve"> </w:t>
+      </w:r>
+      <w:r>
+        <w:t xml:space="preserve">not a symbol.</w:t>
+      </w:r>
+    </w:p>
+    <w:p>
+      <w:pPr>
+        <w:numPr>
+          <w:ilvl w:val="0"/>
+          <w:numId w:val="1001"/>
+        </w:numPr>
+      </w:pPr>
+      <w:hyperlink r:id="rId26">
+        <w:r>
+          <w:rPr>
+            <w:rStyle w:val="Hyperlink"/>
+          </w:rPr>
+          <w:t xml:space="preserve">Introduce a theorem with a complete sentence</w:t>
+        </w:r>
+      </w:hyperlink>
+      <w:r>
+        <w:t xml:space="preserve">,</w:t>
+      </w:r>
+      <w:r>
+        <w:t xml:space="preserve"> </w:t>
+      </w:r>
+      <w:r>
+        <w:t xml:space="preserve">and state it so that it stands alone.</w:t>
+      </w:r>
+    </w:p>
+    <w:p>
+      <w:pPr>
+        <w:numPr>
+          <w:ilvl w:val="0"/>
+          <w:numId w:val="1001"/>
+        </w:numPr>
+      </w:pPr>
+      <w:hyperlink r:id="rId27">
+        <w:r>
+          <w:rPr>
+            <w:rStyle w:val="Hyperlink"/>
+          </w:rPr>
+          <w:t xml:space="preserve">Spell out a number used as an adjective</w:t>
+        </w:r>
+      </w:hyperlink>
+      <w:r>
+        <w:t xml:space="preserve">,</w:t>
+      </w:r>
+      <w:r>
+        <w:t xml:space="preserve"> </w:t>
+      </w:r>
+      <w:r>
+        <w:t xml:space="preserve">and write the numeral for a number used as a name.</w:t>
+      </w:r>
+    </w:p>
+    <w:bookmarkEnd w:id="28"/>
+    <w:bookmarkStart w:id="37" w:name="claims-and-evidence"/>
     <w:p>
       <w:pPr>
         <w:pStyle w:val="Heading2"/>
@@ -613,7 +742,7 @@
           <w:numId w:val="1002"/>
         </w:numPr>
       </w:pPr>
-      <w:hyperlink r:id="rId25">
+      <w:hyperlink r:id="rId29">
         <w:r>
           <w:rPr>
             <w:rStyle w:val="Hyperlink"/>
@@ -636,7 +765,7 @@
           <w:numId w:val="1002"/>
         </w:numPr>
       </w:pPr>
-      <w:hyperlink r:id="rId26">
+      <w:hyperlink r:id="rId30">
         <w:r>
           <w:rPr>
             <w:rStyle w:val="Hyperlink"/>
@@ -671,7 +800,7 @@
           <w:numId w:val="1002"/>
         </w:numPr>
       </w:pPr>
-      <w:hyperlink r:id="rId27">
+      <w:hyperlink r:id="rId31">
         <w:r>
           <w:rPr>
             <w:rStyle w:val="Hyperlink"/>
@@ -688,7 +817,7 @@
       <w:r>
         <w:t xml:space="preserve"> </w:t>
       </w:r>
-      <w:hyperlink r:id="rId28">
+      <w:hyperlink r:id="rId32">
         <w:r>
           <w:rPr>
             <w:rStyle w:val="Hyperlink"/>
@@ -708,7 +837,7 @@
           <w:numId w:val="1002"/>
         </w:numPr>
       </w:pPr>
-      <w:hyperlink r:id="rId29">
+      <w:hyperlink r:id="rId33">
         <w:r>
           <w:rPr>
             <w:rStyle w:val="Hyperlink"/>
@@ -734,7 +863,7 @@
           <w:numId w:val="1002"/>
         </w:numPr>
       </w:pPr>
-      <w:hyperlink r:id="rId30">
+      <w:hyperlink r:id="rId34">
         <w:r>
           <w:rPr>
             <w:rStyle w:val="Hyperlink"/>
@@ -757,7 +886,7 @@
           <w:numId w:val="1002"/>
         </w:numPr>
       </w:pPr>
-      <w:hyperlink r:id="rId31">
+      <w:hyperlink r:id="rId35">
         <w:r>
           <w:rPr>
             <w:rStyle w:val="Hyperlink"/>
@@ -780,7 +909,7 @@
           <w:numId w:val="1002"/>
         </w:numPr>
       </w:pPr>
-      <w:hyperlink r:id="rId32">
+      <w:hyperlink r:id="rId36">
         <w:r>
           <w:rPr>
             <w:rStyle w:val="Hyperlink"/>
@@ -798,8 +927,8 @@
         <w:t xml:space="preserve">name the topic, not its author, in headings and sentences.</w:t>
       </w:r>
     </w:p>
-    <w:bookmarkEnd w:id="33"/>
-    <w:bookmarkStart w:id="41" w:name="papers"/>
+    <w:bookmarkEnd w:id="37"/>
+    <w:bookmarkStart w:id="46" w:name="papers"/>
     <w:p>
       <w:pPr>
         <w:pStyle w:val="Heading2"/>
@@ -816,7 +945,7 @@
           <w:numId w:val="1003"/>
         </w:numPr>
       </w:pPr>
-      <w:hyperlink r:id="rId34">
+      <w:hyperlink r:id="rId38">
         <w:r>
           <w:rPr>
             <w:rStyle w:val="Hyperlink"/>
@@ -839,7 +968,7 @@
           <w:numId w:val="1003"/>
         </w:numPr>
       </w:pPr>
-      <w:hyperlink r:id="rId35">
+      <w:hyperlink r:id="rId39">
         <w:r>
           <w:rPr>
             <w:rStyle w:val="Hyperlink"/>
@@ -862,7 +991,7 @@
           <w:numId w:val="1003"/>
         </w:numPr>
       </w:pPr>
-      <w:hyperlink r:id="rId36">
+      <w:hyperlink r:id="rId40">
         <w:r>
           <w:rPr>
             <w:rStyle w:val="Hyperlink"/>
@@ -885,7 +1014,7 @@
           <w:numId w:val="1003"/>
         </w:numPr>
       </w:pPr>
-      <w:hyperlink r:id="rId37">
+      <w:hyperlink r:id="rId41">
         <w:r>
           <w:rPr>
             <w:rStyle w:val="Hyperlink"/>
@@ -905,7 +1034,33 @@
           <w:numId w:val="1003"/>
         </w:numPr>
       </w:pPr>
-      <w:hyperlink r:id="rId38">
+      <w:hyperlink r:id="rId42">
+        <w:r>
+          <w:rPr>
+            <w:rStyle w:val="Hyperlink"/>
+          </w:rPr>
+          <w:t xml:space="preserve">Avoid forward references</w:t>
+        </w:r>
+      </w:hyperlink>
+      <w:r>
+        <w:t xml:space="preserve">:</w:t>
+      </w:r>
+      <w:r>
+        <w:t xml:space="preserve"> </w:t>
+      </w:r>
+      <w:r>
+        <w:t xml:space="preserve">move the content ahead of the sentence that uses it.</w:t>
+      </w:r>
+    </w:p>
+    <w:p>
+      <w:pPr>
+        <w:pStyle w:val="Compact"/>
+        <w:numPr>
+          <w:ilvl w:val="0"/>
+          <w:numId w:val="1003"/>
+        </w:numPr>
+      </w:pPr>
+      <w:hyperlink r:id="rId43">
         <w:r>
           <w:rPr>
             <w:rStyle w:val="Hyperlink"/>
@@ -931,7 +1086,7 @@
       <w:r>
         <w:t xml:space="preserve"> </w:t>
       </w:r>
-      <w:hyperlink r:id="rId39">
+      <w:hyperlink r:id="rId44">
         <w:r>
           <w:rPr>
             <w:rStyle w:val="Hyperlink"/>
@@ -951,7 +1106,7 @@
       <w:r>
         <w:t xml:space="preserve"> </w:t>
       </w:r>
-      <w:hyperlink r:id="rId40">
+      <w:hyperlink r:id="rId45">
         <w:r>
           <w:rPr>
             <w:rStyle w:val="Hyperlink"/>
@@ -966,8 +1121,8 @@
         <w:t xml:space="preserve">before you submit.</w:t>
       </w:r>
     </w:p>
-    <w:bookmarkEnd w:id="41"/>
-    <w:bookmarkStart w:id="49" w:name="words"/>
+    <w:bookmarkEnd w:id="46"/>
+    <w:bookmarkStart w:id="54" w:name="words"/>
     <w:p>
       <w:pPr>
         <w:pStyle w:val="Heading2"/>
@@ -984,7 +1139,7 @@
           <w:numId w:val="1004"/>
         </w:numPr>
       </w:pPr>
-      <w:hyperlink r:id="rId42">
+      <w:hyperlink r:id="rId47">
         <w:r>
           <w:rPr>
             <w:rStyle w:val="Hyperlink"/>
@@ -1007,7 +1162,7 @@
           <w:numId w:val="1004"/>
         </w:numPr>
       </w:pPr>
-      <w:hyperlink r:id="rId43">
+      <w:hyperlink r:id="rId48">
         <w:r>
           <w:rPr>
             <w:rStyle w:val="Hyperlink"/>
@@ -1027,7 +1182,7 @@
           <w:numId w:val="1004"/>
         </w:numPr>
       </w:pPr>
-      <w:hyperlink r:id="rId44">
+      <w:hyperlink r:id="rId49">
         <w:r>
           <w:rPr>
             <w:rStyle w:val="Hyperlink"/>
@@ -1047,7 +1202,7 @@
           <w:numId w:val="1004"/>
         </w:numPr>
       </w:pPr>
-      <w:hyperlink r:id="rId45">
+      <w:hyperlink r:id="rId50">
         <w:r>
           <w:rPr>
             <w:rStyle w:val="Hyperlink"/>
@@ -1082,7 +1237,7 @@
           <w:numId w:val="1004"/>
         </w:numPr>
       </w:pPr>
-      <w:hyperlink r:id="rId46">
+      <w:hyperlink r:id="rId51">
         <w:r>
           <w:rPr>
             <w:rStyle w:val="Hyperlink"/>
@@ -1102,7 +1257,7 @@
           <w:numId w:val="1004"/>
         </w:numPr>
       </w:pPr>
-      <w:hyperlink r:id="rId47">
+      <w:hyperlink r:id="rId52">
         <w:r>
           <w:rPr>
             <w:rStyle w:val="Hyperlink"/>
@@ -1128,7 +1283,7 @@
           <w:numId w:val="1004"/>
         </w:numPr>
       </w:pPr>
-      <w:hyperlink r:id="rId48">
+      <w:hyperlink r:id="rId53">
         <w:r>
           <w:rPr>
             <w:rStyle w:val="Hyperlink"/>
@@ -1140,8 +1295,8 @@
         <w:t xml:space="preserve">.</w:t>
       </w:r>
     </w:p>
-    <w:bookmarkEnd w:id="49"/>
-    <w:bookmarkStart w:id="64" w:name="writing-for-every-reader"/>
+    <w:bookmarkEnd w:id="54"/>
+    <w:bookmarkStart w:id="69" w:name="writing-for-every-reader"/>
     <w:p>
       <w:pPr>
         <w:pStyle w:val="Heading2"/>
@@ -1158,7 +1313,7 @@
           <w:numId w:val="1005"/>
         </w:numPr>
       </w:pPr>
-      <w:hyperlink r:id="rId50">
+      <w:hyperlink r:id="rId55">
         <w:r>
           <w:rPr>
             <w:rStyle w:val="Hyperlink"/>
@@ -1178,7 +1333,7 @@
           <w:numId w:val="1005"/>
         </w:numPr>
       </w:pPr>
-      <w:hyperlink r:id="rId51">
+      <w:hyperlink r:id="rId56">
         <w:r>
           <w:rPr>
             <w:rStyle w:val="Hyperlink"/>
@@ -1198,7 +1353,7 @@
           <w:numId w:val="1005"/>
         </w:numPr>
       </w:pPr>
-      <w:hyperlink r:id="rId52">
+      <w:hyperlink r:id="rId57">
         <w:r>
           <w:rPr>
             <w:rStyle w:val="Hyperlink"/>
@@ -1245,7 +1400,7 @@
           <w:numId w:val="1005"/>
         </w:numPr>
       </w:pPr>
-      <w:hyperlink r:id="rId53">
+      <w:hyperlink r:id="rId58">
         <w:r>
           <w:rPr>
             <w:rStyle w:val="Hyperlink"/>
@@ -1265,7 +1420,7 @@
           <w:numId w:val="1005"/>
         </w:numPr>
       </w:pPr>
-      <w:hyperlink r:id="rId54">
+      <w:hyperlink r:id="rId59">
         <w:r>
           <w:rPr>
             <w:rStyle w:val="Hyperlink"/>
@@ -1285,7 +1440,7 @@
       <w:r>
         <w:t xml:space="preserve"> </w:t>
       </w:r>
-      <w:hyperlink r:id="rId55">
+      <w:hyperlink r:id="rId60">
         <w:r>
           <w:rPr>
             <w:rStyle w:val="Hyperlink"/>
@@ -1305,7 +1460,7 @@
           <w:numId w:val="1005"/>
         </w:numPr>
       </w:pPr>
-      <w:hyperlink r:id="rId56">
+      <w:hyperlink r:id="rId61">
         <w:r>
           <w:rPr>
             <w:rStyle w:val="Hyperlink"/>
@@ -1325,7 +1480,7 @@
           <w:numId w:val="1005"/>
         </w:numPr>
       </w:pPr>
-      <w:hyperlink r:id="rId57">
+      <w:hyperlink r:id="rId62">
         <w:r>
           <w:rPr>
             <w:rStyle w:val="Hyperlink"/>
@@ -1345,7 +1500,7 @@
           <w:numId w:val="1005"/>
         </w:numPr>
       </w:pPr>
-      <w:hyperlink r:id="rId58">
+      <w:hyperlink r:id="rId63">
         <w:r>
           <w:rPr>
             <w:rStyle w:val="Hyperlink"/>
@@ -1365,7 +1520,7 @@
           <w:numId w:val="1005"/>
         </w:numPr>
       </w:pPr>
-      <w:hyperlink r:id="rId59">
+      <w:hyperlink r:id="rId64">
         <w:r>
           <w:rPr>
             <w:rStyle w:val="Hyperlink"/>
@@ -1385,7 +1540,7 @@
           <w:numId w:val="1005"/>
         </w:numPr>
       </w:pPr>
-      <w:hyperlink r:id="rId60">
+      <w:hyperlink r:id="rId65">
         <w:r>
           <w:rPr>
             <w:rStyle w:val="Hyperlink"/>
@@ -1405,7 +1560,7 @@
           <w:numId w:val="1005"/>
         </w:numPr>
       </w:pPr>
-      <w:hyperlink r:id="rId61">
+      <w:hyperlink r:id="rId66">
         <w:r>
           <w:rPr>
             <w:rStyle w:val="Hyperlink"/>
@@ -1425,7 +1580,7 @@
           <w:numId w:val="1005"/>
         </w:numPr>
       </w:pPr>
-      <w:hyperlink r:id="rId62">
+      <w:hyperlink r:id="rId67">
         <w:r>
           <w:rPr>
             <w:rStyle w:val="Hyperlink"/>
@@ -1445,7 +1600,7 @@
           <w:numId w:val="1005"/>
         </w:numPr>
       </w:pPr>
-      <w:hyperlink r:id="rId63">
+      <w:hyperlink r:id="rId68">
         <w:r>
           <w:rPr>
             <w:rStyle w:val="Hyperlink"/>
@@ -1457,8 +1612,8 @@
         <w:t xml:space="preserve">.</w:t>
       </w:r>
     </w:p>
-    <w:bookmarkEnd w:id="64"/>
-    <w:bookmarkStart w:id="75" w:name="sentences"/>
+    <w:bookmarkEnd w:id="69"/>
+    <w:bookmarkStart w:id="81" w:name="sentences"/>
     <w:p>
       <w:pPr>
         <w:pStyle w:val="Heading2"/>
@@ -1475,7 +1630,7 @@
           <w:numId w:val="1006"/>
         </w:numPr>
       </w:pPr>
-      <w:hyperlink r:id="rId65">
+      <w:hyperlink r:id="rId70">
         <w:r>
           <w:rPr>
             <w:rStyle w:val="Hyperlink"/>
@@ -1519,7 +1674,7 @@
           <w:numId w:val="1006"/>
         </w:numPr>
       </w:pPr>
-      <w:hyperlink r:id="rId66">
+      <w:hyperlink r:id="rId71">
         <w:r>
           <w:rPr>
             <w:rStyle w:val="Hyperlink"/>
@@ -1587,7 +1742,7 @@
           <w:numId w:val="1006"/>
         </w:numPr>
       </w:pPr>
-      <w:hyperlink r:id="rId67">
+      <w:hyperlink r:id="rId72">
         <w:r>
           <w:rPr>
             <w:rStyle w:val="Hyperlink"/>
@@ -1655,7 +1810,7 @@
           <w:numId w:val="1006"/>
         </w:numPr>
       </w:pPr>
-      <w:hyperlink r:id="rId68">
+      <w:hyperlink r:id="rId73">
         <w:r>
           <w:rPr>
             <w:rStyle w:val="Hyperlink"/>
@@ -1675,7 +1830,7 @@
           <w:numId w:val="1006"/>
         </w:numPr>
       </w:pPr>
-      <w:hyperlink r:id="rId69">
+      <w:hyperlink r:id="rId74">
         <w:r>
           <w:rPr>
             <w:rStyle w:val="Hyperlink"/>
@@ -1695,7 +1850,7 @@
           <w:numId w:val="1006"/>
         </w:numPr>
       </w:pPr>
-      <w:hyperlink r:id="rId70">
+      <w:hyperlink r:id="rId75">
         <w:r>
           <w:rPr>
             <w:rStyle w:val="Hyperlink"/>
@@ -1715,7 +1870,33 @@
           <w:numId w:val="1006"/>
         </w:numPr>
       </w:pPr>
-      <w:hyperlink r:id="rId71">
+      <w:hyperlink r:id="rId76">
+        <w:r>
+          <w:rPr>
+            <w:rStyle w:val="Hyperlink"/>
+          </w:rPr>
+          <w:t xml:space="preserve">Make every word tell</w:t>
+        </w:r>
+      </w:hyperlink>
+      <w:r>
+        <w:t xml:space="preserve">:</w:t>
+      </w:r>
+      <w:r>
+        <w:t xml:space="preserve"> </w:t>
+      </w:r>
+      <w:r>
+        <w:t xml:space="preserve">cut words that carry no meaning, but keep detail that does.</w:t>
+      </w:r>
+    </w:p>
+    <w:p>
+      <w:pPr>
+        <w:pStyle w:val="Compact"/>
+        <w:numPr>
+          <w:ilvl w:val="0"/>
+          <w:numId w:val="1006"/>
+        </w:numPr>
+      </w:pPr>
+      <w:hyperlink r:id="rId77">
         <w:r>
           <w:rPr>
             <w:rStyle w:val="Hyperlink"/>
@@ -1735,7 +1916,7 @@
           <w:numId w:val="1006"/>
         </w:numPr>
       </w:pPr>
-      <w:hyperlink r:id="rId72">
+      <w:hyperlink r:id="rId78">
         <w:r>
           <w:rPr>
             <w:rStyle w:val="Hyperlink"/>
@@ -1755,7 +1936,7 @@
           <w:numId w:val="1006"/>
         </w:numPr>
       </w:pPr>
-      <w:hyperlink r:id="rId73">
+      <w:hyperlink r:id="rId79">
         <w:r>
           <w:rPr>
             <w:rStyle w:val="Hyperlink"/>
@@ -1775,7 +1956,7 @@
           <w:numId w:val="1006"/>
         </w:numPr>
       </w:pPr>
-      <w:hyperlink r:id="rId74">
+      <w:hyperlink r:id="rId80">
         <w:r>
           <w:rPr>
             <w:rStyle w:val="Hyperlink"/>
@@ -1787,8 +1968,8 @@
         <w:t xml:space="preserve">.</w:t>
       </w:r>
     </w:p>
-    <w:bookmarkEnd w:id="75"/>
-    <w:bookmarkStart w:id="90" w:name="teaching-materials"/>
+    <w:bookmarkEnd w:id="81"/>
+    <w:bookmarkStart w:id="96" w:name="teaching-materials"/>
     <w:p>
       <w:pPr>
         <w:pStyle w:val="Heading2"/>
@@ -1805,7 +1986,7 @@
           <w:numId w:val="1007"/>
         </w:numPr>
       </w:pPr>
-      <w:hyperlink r:id="rId76">
+      <w:hyperlink r:id="rId82">
         <w:r>
           <w:rPr>
             <w:rStyle w:val="Hyperlink"/>
@@ -1825,7 +2006,7 @@
           <w:numId w:val="1007"/>
         </w:numPr>
       </w:pPr>
-      <w:hyperlink r:id="rId77">
+      <w:hyperlink r:id="rId83">
         <w:r>
           <w:rPr>
             <w:rStyle w:val="Hyperlink"/>
@@ -1845,7 +2026,7 @@
           <w:numId w:val="1007"/>
         </w:numPr>
       </w:pPr>
-      <w:hyperlink r:id="rId78">
+      <w:hyperlink r:id="rId84">
         <w:r>
           <w:rPr>
             <w:rStyle w:val="Hyperlink"/>
@@ -1868,7 +2049,7 @@
           <w:numId w:val="1007"/>
         </w:numPr>
       </w:pPr>
-      <w:hyperlink r:id="rId79">
+      <w:hyperlink r:id="rId85">
         <w:r>
           <w:rPr>
             <w:rStyle w:val="Hyperlink"/>
@@ -1888,7 +2069,7 @@
           <w:numId w:val="1007"/>
         </w:numPr>
       </w:pPr>
-      <w:hyperlink r:id="rId80">
+      <w:hyperlink r:id="rId86">
         <w:r>
           <w:rPr>
             <w:rStyle w:val="Hyperlink"/>
@@ -1908,7 +2089,7 @@
           <w:numId w:val="1007"/>
         </w:numPr>
       </w:pPr>
-      <w:hyperlink r:id="rId81">
+      <w:hyperlink r:id="rId87">
         <w:r>
           <w:rPr>
             <w:rStyle w:val="Hyperlink"/>
@@ -1928,7 +2109,7 @@
           <w:numId w:val="1007"/>
         </w:numPr>
       </w:pPr>
-      <w:hyperlink r:id="rId82">
+      <w:hyperlink r:id="rId88">
         <w:r>
           <w:rPr>
             <w:rStyle w:val="Hyperlink"/>
@@ -1948,7 +2129,7 @@
           <w:numId w:val="1007"/>
         </w:numPr>
       </w:pPr>
-      <w:hyperlink r:id="rId83">
+      <w:hyperlink r:id="rId89">
         <w:r>
           <w:rPr>
             <w:rStyle w:val="Hyperlink"/>
@@ -1968,7 +2149,7 @@
           <w:numId w:val="1007"/>
         </w:numPr>
       </w:pPr>
-      <w:hyperlink r:id="rId84">
+      <w:hyperlink r:id="rId90">
         <w:r>
           <w:rPr>
             <w:rStyle w:val="Hyperlink"/>
@@ -1988,7 +2169,7 @@
           <w:numId w:val="1007"/>
         </w:numPr>
       </w:pPr>
-      <w:hyperlink r:id="rId85">
+      <w:hyperlink r:id="rId91">
         <w:r>
           <w:rPr>
             <w:rStyle w:val="Hyperlink"/>
@@ -2011,7 +2192,7 @@
           <w:numId w:val="1007"/>
         </w:numPr>
       </w:pPr>
-      <w:hyperlink r:id="rId86">
+      <w:hyperlink r:id="rId92">
         <w:r>
           <w:rPr>
             <w:rStyle w:val="Hyperlink"/>
@@ -2031,7 +2212,7 @@
           <w:numId w:val="1007"/>
         </w:numPr>
       </w:pPr>
-      <w:hyperlink r:id="rId87">
+      <w:hyperlink r:id="rId93">
         <w:r>
           <w:rPr>
             <w:rStyle w:val="Hyperlink"/>
@@ -2051,7 +2232,7 @@
           <w:numId w:val="1007"/>
         </w:numPr>
       </w:pPr>
-      <w:hyperlink r:id="rId88">
+      <w:hyperlink r:id="rId94">
         <w:r>
           <w:rPr>
             <w:rStyle w:val="Hyperlink"/>
@@ -2120,7 +2301,7 @@
           <w:numId w:val="1007"/>
         </w:numPr>
       </w:pPr>
-      <w:hyperlink r:id="rId89">
+      <w:hyperlink r:id="rId95">
         <w:ins w:id="7" w:author="PR Preview" w:date="2026-01-01T00:00:00Z">
           <w:r>
             <w:rPr>
@@ -2146,8 +2327,8 @@
         </w:r>
       </w:ins>
     </w:p>
-    <w:bookmarkEnd w:id="90"/>
-    <w:bookmarkStart w:id="94" w:name="software-text"/>
+    <w:bookmarkEnd w:id="96"/>
+    <w:bookmarkStart w:id="100" w:name="software-text"/>
     <w:p>
       <w:pPr>
         <w:pStyle w:val="Heading2"/>
@@ -2164,7 +2345,7 @@
           <w:numId w:val="1008"/>
         </w:numPr>
       </w:pPr>
-      <w:hyperlink r:id="rId91">
+      <w:hyperlink r:id="rId97">
         <w:r>
           <w:rPr>
             <w:rStyle w:val="Hyperlink"/>
@@ -2187,7 +2368,7 @@
           <w:numId w:val="1008"/>
         </w:numPr>
       </w:pPr>
-      <w:hyperlink r:id="rId92">
+      <w:hyperlink r:id="rId98">
         <w:r>
           <w:rPr>
             <w:rStyle w:val="Hyperlink"/>
@@ -2207,7 +2388,7 @@
           <w:numId w:val="1008"/>
         </w:numPr>
       </w:pPr>
-      <w:hyperlink r:id="rId93">
+      <w:hyperlink r:id="rId99">
         <w:r>
           <w:rPr>
             <w:rStyle w:val="Hyperlink"/>
@@ -2219,8 +2400,8 @@
         <w:t xml:space="preserve">.</w:t>
       </w:r>
     </w:p>
-    <w:bookmarkEnd w:id="94"/>
-    <w:bookmarkStart w:id="98" w:name="thinking"/>
+    <w:bookmarkEnd w:id="100"/>
+    <w:bookmarkStart w:id="104" w:name="thinking"/>
     <w:p>
       <w:pPr>
         <w:pStyle w:val="Heading2"/>
@@ -2237,7 +2418,7 @@
           <w:numId w:val="1009"/>
         </w:numPr>
       </w:pPr>
-      <w:hyperlink r:id="rId95">
+      <w:hyperlink r:id="rId101">
         <w:r>
           <w:rPr>
             <w:rStyle w:val="Hyperlink"/>
@@ -2257,7 +2438,7 @@
           <w:numId w:val="1009"/>
         </w:numPr>
       </w:pPr>
-      <w:hyperlink r:id="rId96">
+      <w:hyperlink r:id="rId102">
         <w:r>
           <w:rPr>
             <w:rStyle w:val="Hyperlink"/>
@@ -2277,7 +2458,7 @@
           <w:numId w:val="1009"/>
         </w:numPr>
       </w:pPr>
-      <w:hyperlink r:id="rId97">
+      <w:hyperlink r:id="rId103">
         <w:r>
           <w:rPr>
             <w:rStyle w:val="Hyperlink"/>
@@ -2289,7 +2470,7 @@
         <w:t xml:space="preserve">.</w:t>
       </w:r>
     </w:p>
-    <w:bookmarkEnd w:id="98"/>
+    <w:bookmarkEnd w:id="104"/>
     <w:sectPr>
       <w:footnotePr>
         <w:numRestart w:val="eachSect"/>
